--- a/Чек-лист1.docx
+++ b/Чек-лист1.docx
@@ -268,18 +268,18 @@
               <w:sdtPr>
                 <w:id w:val="670381224"/>
                 <w14:checkbox>
-                  <w14:checked w14:val="0"/>
-                  <w14:checkedState w14:val="2612" w14:font="MS Gothic"/>
-                  <w14:uncheckedState w14:val="2610" w14:font="MS Gothic"/>
-                </w14:checkbox>
-              </w:sdtPr>
-              <w:sdtEndPr/>
-              <w:sdtContent>
-                <w:r>
-                  <w:rPr>
-                    <w:rFonts w:ascii="MS Gothic" w:eastAsia="MS Gothic" w:hAnsi="MS Gothic" w:hint="eastAsia"/>
-                  </w:rPr>
-                  <w:t>☐</w:t>
+                  <w14:checked w14:val="1"/>
+                  <w14:checkedState w14:val="2612" w14:font="MS Gothic"/>
+                  <w14:uncheckedState w14:val="2610" w14:font="MS Gothic"/>
+                </w14:checkbox>
+              </w:sdtPr>
+              <w:sdtEndPr/>
+              <w:sdtContent>
+                <w:r>
+                  <w:rPr>
+                    <w:rFonts w:ascii="MS Gothic" w:eastAsia="MS Gothic" w:hAnsi="MS Gothic" w:hint="eastAsia"/>
+                  </w:rPr>
+                  <w:t>☒</w:t>
                 </w:r>
               </w:sdtContent>
             </w:sdt>
@@ -299,18 +299,18 @@
               <w:sdtPr>
                 <w:id w:val="-1732997170"/>
                 <w14:checkbox>
-                  <w14:checked w14:val="0"/>
-                  <w14:checkedState w14:val="2612" w14:font="MS Gothic"/>
-                  <w14:uncheckedState w14:val="2610" w14:font="MS Gothic"/>
-                </w14:checkbox>
-              </w:sdtPr>
-              <w:sdtEndPr/>
-              <w:sdtContent>
-                <w:r>
-                  <w:rPr>
-                    <w:rFonts w:ascii="MS Gothic" w:eastAsia="MS Gothic" w:hAnsi="MS Gothic" w:hint="eastAsia"/>
-                  </w:rPr>
-                  <w:t>☐</w:t>
+                  <w14:checked w14:val="1"/>
+                  <w14:checkedState w14:val="2612" w14:font="MS Gothic"/>
+                  <w14:uncheckedState w14:val="2610" w14:font="MS Gothic"/>
+                </w14:checkbox>
+              </w:sdtPr>
+              <w:sdtEndPr/>
+              <w:sdtContent>
+                <w:r>
+                  <w:rPr>
+                    <w:rFonts w:ascii="MS Gothic" w:eastAsia="MS Gothic" w:hAnsi="MS Gothic" w:hint="eastAsia"/>
+                  </w:rPr>
+                  <w:t>☒</w:t>
                 </w:r>
               </w:sdtContent>
             </w:sdt>
@@ -327,18 +327,18 @@
               <w:sdtPr>
                 <w:id w:val="1536999802"/>
                 <w14:checkbox>
-                  <w14:checked w14:val="0"/>
-                  <w14:checkedState w14:val="2612" w14:font="MS Gothic"/>
-                  <w14:uncheckedState w14:val="2610" w14:font="MS Gothic"/>
-                </w14:checkbox>
-              </w:sdtPr>
-              <w:sdtEndPr/>
-              <w:sdtContent>
-                <w:r>
-                  <w:rPr>
-                    <w:rFonts w:ascii="MS Gothic" w:eastAsia="MS Gothic" w:hAnsi="MS Gothic" w:hint="eastAsia"/>
-                  </w:rPr>
-                  <w:t>☐</w:t>
+                  <w14:checked w14:val="1"/>
+                  <w14:checkedState w14:val="2612" w14:font="MS Gothic"/>
+                  <w14:uncheckedState w14:val="2610" w14:font="MS Gothic"/>
+                </w14:checkbox>
+              </w:sdtPr>
+              <w:sdtEndPr/>
+              <w:sdtContent>
+                <w:r>
+                  <w:rPr>
+                    <w:rFonts w:ascii="MS Gothic" w:eastAsia="MS Gothic" w:hAnsi="MS Gothic" w:hint="eastAsia"/>
+                  </w:rPr>
+                  <w:t>☒</w:t>
                 </w:r>
               </w:sdtContent>
             </w:sdt>
@@ -680,18 +680,18 @@
               <w:sdtPr>
                 <w:id w:val="159207103"/>
                 <w14:checkbox>
-                  <w14:checked w14:val="0"/>
-                  <w14:checkedState w14:val="2612" w14:font="MS Gothic"/>
-                  <w14:uncheckedState w14:val="2610" w14:font="MS Gothic"/>
-                </w14:checkbox>
-              </w:sdtPr>
-              <w:sdtEndPr/>
-              <w:sdtContent>
-                <w:r>
-                  <w:rPr>
-                    <w:rFonts w:ascii="MS Gothic" w:eastAsia="MS Gothic" w:hAnsi="MS Gothic" w:hint="eastAsia"/>
-                  </w:rPr>
-                  <w:t>☐</w:t>
+                  <w14:checked w14:val="1"/>
+                  <w14:checkedState w14:val="2612" w14:font="MS Gothic"/>
+                  <w14:uncheckedState w14:val="2610" w14:font="MS Gothic"/>
+                </w14:checkbox>
+              </w:sdtPr>
+              <w:sdtEndPr/>
+              <w:sdtContent>
+                <w:r>
+                  <w:rPr>
+                    <w:rFonts w:ascii="MS Gothic" w:eastAsia="MS Gothic" w:hAnsi="MS Gothic" w:hint="eastAsia"/>
+                  </w:rPr>
+                  <w:t>☒</w:t>
                 </w:r>
               </w:sdtContent>
             </w:sdt>
@@ -730,18 +730,18 @@
               <w:sdtPr>
                 <w:id w:val="2106001676"/>
                 <w14:checkbox>
-                  <w14:checked w14:val="0"/>
-                  <w14:checkedState w14:val="2612" w14:font="MS Gothic"/>
-                  <w14:uncheckedState w14:val="2610" w14:font="MS Gothic"/>
-                </w14:checkbox>
-              </w:sdtPr>
-              <w:sdtEndPr/>
-              <w:sdtContent>
-                <w:r>
-                  <w:rPr>
-                    <w:rFonts w:ascii="MS Gothic" w:eastAsia="MS Gothic" w:hAnsi="MS Gothic" w:hint="eastAsia"/>
-                  </w:rPr>
-                  <w:t>☐</w:t>
+                  <w14:checked w14:val="1"/>
+                  <w14:checkedState w14:val="2612" w14:font="MS Gothic"/>
+                  <w14:uncheckedState w14:val="2610" w14:font="MS Gothic"/>
+                </w14:checkbox>
+              </w:sdtPr>
+              <w:sdtEndPr/>
+              <w:sdtContent>
+                <w:r>
+                  <w:rPr>
+                    <w:rFonts w:ascii="MS Gothic" w:eastAsia="MS Gothic" w:hAnsi="MS Gothic" w:hint="eastAsia"/>
+                  </w:rPr>
+                  <w:t>☒</w:t>
                 </w:r>
               </w:sdtContent>
             </w:sdt>
@@ -10461,28 +10461,18 @@
         <w:lang w:val="en-US"/>
       </w:rPr>
     </w:pPr>
-    <w:r>
-      <w:fldChar w:fldCharType="begin"/>
-    </w:r>
-    <w:r>
-      <w:instrText xml:space="preserve"> TITLE   \* MERGEFORMAT </w:instrText>
-    </w:r>
-    <w:r>
-      <w:fldChar w:fldCharType="separate"/>
-    </w:r>
-    <w:r>
-      <w:rPr>
-        <w:rStyle w:val="a6"/>
-        <w:lang w:val="en-US"/>
-      </w:rPr>
-      <w:t>Ф-ХХ</w:t>
-    </w:r>
-    <w:r>
-      <w:t>.2024</w:t>
-    </w:r>
-    <w:r>
-      <w:fldChar w:fldCharType="end"/>
-    </w:r>
+    <w:fldSimple w:instr=" TITLE   \* MERGEFORMAT ">
+      <w:r>
+        <w:rPr>
+          <w:rStyle w:val="a6"/>
+          <w:lang w:val="en-US"/>
+        </w:rPr>
+        <w:t>Ф-ХХ</w:t>
+      </w:r>
+      <w:r>
+        <w:t>.2024</w:t>
+      </w:r>
+    </w:fldSimple>
   </w:p>
 </w:hdr>
 </file>
